--- a/5-人员管理/流程制度规范类文件/HFSJ-ITSS-0504-人员备份管理制度.docx
+++ b/5-人员管理/流程制度规范类文件/HFSJ-ITSS-0504-人员备份管理制度.docx
@@ -3227,7 +3227,7 @@
               <w:rFonts w:hint="default"/>
               <w:lang w:val="en-US" w:eastAsia="zh-CN"/>
             </w:rPr>
-            <w:t>4.3. 产品产品质量部</w:t>
+            <w:t>4.3. 产品质量部</w:t>
           </w:r>
           <w:r>
             <w:tab/>
@@ -7044,7 +7044,7 @@
           <w:rFonts w:hint="default"/>
           <w:lang w:val="en-US" w:eastAsia="zh-CN"/>
         </w:rPr>
-        <w:t>产品产品质量部</w:t>
+        <w:t>产品质量部</w:t>
       </w:r>
       <w:bookmarkEnd w:id="8"/>
     </w:p>
@@ -8593,7 +8593,7 @@
                 <w:szCs w:val="18"/>
                 <w:lang w:val="en-US" w:eastAsia="zh-CN"/>
               </w:rPr>
-              <w:t>产品产品质量部经理</w:t>
+              <w:t>产品质量部经理</w:t>
             </w:r>
           </w:p>
         </w:tc>
@@ -8650,7 +8650,7 @@
                 <w:szCs w:val="18"/>
                 <w:lang w:val="en-US" w:eastAsia="zh-CN"/>
               </w:rPr>
-              <w:t>设B角（由产品产品质量部专员或综合部经理兼任）</w:t>
+              <w:t>设B角（由产品质量部专员或综合部经理兼任）</w:t>
             </w:r>
           </w:p>
         </w:tc>
@@ -8817,7 +8817,7 @@
                 <w:szCs w:val="18"/>
                 <w:lang w:val="en-US" w:eastAsia="zh-CN"/>
               </w:rPr>
-              <w:t>设B角（由人事专员或产品产品质量部经理兼任）</w:t>
+              <w:t>设B角（由人事专员或产品质量部经理兼任）</w:t>
             </w:r>
           </w:p>
         </w:tc>
